--- a/public/templates-clean/clinceni/7. Anexa 4 - Acord utilizare imagine.docx
+++ b/public/templates-clean/clinceni/7. Anexa 4 - Acord utilizare imagine.docx
@@ -8846,7 +8846,7 @@
           <w:sz w:val="20"/>
           <w:szCs w:val="20"/>
         </w:rPr>
-        <w:t>15.04</w:t>
+        <w:t>{DATA_CONTRACT}</w:t>
       </w:r>
       <w:r>
         <w:rPr>
@@ -8856,7 +8856,7 @@
           <w:sz w:val="20"/>
           <w:szCs w:val="20"/>
         </w:rPr>
-        <w:t>.2026</w:t>
+        <w:t/>
       </w:r>
       <w:r>
         <w:rPr>

--- a/public/templates-clean/clinceni/7. Anexa 4 - Acord utilizare imagine.docx
+++ b/public/templates-clean/clinceni/7. Anexa 4 - Acord utilizare imagine.docx
@@ -1697,7 +1697,7 @@
         <w:rPr>
           <w:rFonts w:eastAsia="Times New Roman" w:cs="Times New Roman"/>
         </w:rPr>
-        <w:t>, C.I. seria  RK   nr. 611070, eliberat la data de {APARTINATOR_CI_DATA}, de către {APARTINATOR_CI_ELIBERAT_DE}, cu domiciliul în {APARTINATOR_ADRESA}</w:t>
+        <w:t>, C.I. seria {APARTINATOR_CI_SERIE} nr. {APARTINATOR_CI_NUMAR}, eliberat la data de {APARTINATOR_CI_DATA}, de către {APARTINATOR_CI_ELIBERAT_DE}, cu domiciliul în {APARTINATOR_ADRESA}</w:t>
       </w:r>
       <w:r>
         <w:t xml:space="preserve">, </w:t>
